--- a/Writeup/plos/comments/plos decision.docx
+++ b/Writeup/plos/comments/plos decision.docx
@@ -3,260 +3,57 @@
 <w:document xmlns:wpc="http://schemas.microsoft.com/office/word/2010/wordprocessingCanvas" xmlns:cx="http://schemas.microsoft.com/office/drawing/2014/chartex" xmlns:cx1="http://schemas.microsoft.com/office/drawing/2015/9/8/chartex" xmlns:cx2="http://schemas.microsoft.com/office/drawing/2015/10/21/chartex" xmlns:cx3="http://schemas.microsoft.com/office/drawing/2016/5/9/chartex" xmlns:cx4="http://schemas.microsoft.com/office/drawing/2016/5/10/chartex" xmlns:cx5="http://schemas.microsoft.com/office/drawing/2016/5/11/chartex" xmlns:cx6="http://schemas.microsoft.com/office/drawing/2016/5/12/chartex" xmlns:cx7="http://schemas.microsoft.com/office/drawing/2016/5/13/chartex" xmlns:cx8="http://schemas.microsoft.com/office/drawing/2016/5/14/chartex" xmlns:mc="http://schemas.openxmlformats.org/markup-compatibility/2006" xmlns:aink="http://schemas.microsoft.com/office/drawing/2016/ink" xmlns:am3d="http://schemas.microsoft.com/office/drawing/2017/model3d" xmlns:o="urn:schemas-microsoft-com:office:office" xmlns:r="http://schemas.openxmlformats.org/officeDocument/2006/relationships" xmlns:m="http://schemas.openxmlformats.org/officeDocument/2006/math" xmlns:v="urn:schemas-microsoft-com:vml" xmlns:wp14="http://schemas.microsoft.com/office/word/2010/wordprocessingDrawing" xmlns:wp="http://schemas.openxmlformats.org/drawingml/2006/wordprocessingDrawing" xmlns:w10="urn:schemas-microsoft-com:office:word" xmlns:w="http://schemas.openxmlformats.org/wordprocessingml/2006/main" xmlns:w14="http://schemas.microsoft.com/office/word/2010/wordml" xmlns:w15="http://schemas.microsoft.com/office/word/2012/wordml" xmlns:w16cid="http://schemas.microsoft.com/office/word/2016/wordml/cid" xmlns:w16se="http://schemas.microsoft.com/office/word/2015/wordml/symex" xmlns:wpg="http://schemas.microsoft.com/office/word/2010/wordprocessingGroup" xmlns:wpi="http://schemas.microsoft.com/office/word/2010/wordprocessingInk" xmlns:wne="http://schemas.microsoft.com/office/word/2006/wordml" xmlns:wps="http://schemas.microsoft.com/office/word/2010/wordprocessingShape" mc:Ignorable="w14 w15 w16se w16cid wp14">
   <w:body>
     <w:p>
-      <w:pPr>
-        <w:outlineLvl w:val="0"/>
-        <w:rPr>
-          <w:lang w:val="en-US"/>
-        </w:rPr>
-      </w:pPr>
-      <w:r>
-        <w:rPr>
-          <w:b/>
-          <w:bCs/>
-          <w:lang w:val="en-US"/>
-        </w:rPr>
-        <w:t>From:</w:t>
-      </w:r>
-      <w:r>
-        <w:rPr>
-          <w:lang w:val="en-US"/>
-        </w:rPr>
-        <w:t xml:space="preserve"> </w:t>
+      <w:r>
+        <w:t>PONE-D-25-00468</w:t>
+      </w:r>
+    </w:p>
+    <w:p>
+      <w:r>
+        <w:t xml:space="preserve">Is There a Competitive Advantage to Using Multivariate Statistical or Machine Learning Methods Over the </w:t>
+      </w:r>
+      <w:proofErr w:type="spellStart"/>
+      <w:r>
+        <w:t>Bross</w:t>
+      </w:r>
+      <w:proofErr w:type="spellEnd"/>
+      <w:r>
+        <w:t xml:space="preserve"> Formula in the </w:t>
+      </w:r>
+      <w:proofErr w:type="spellStart"/>
+      <w:r>
+        <w:t>hdPS</w:t>
+      </w:r>
+      <w:proofErr w:type="spellEnd"/>
+      <w:r>
+        <w:t xml:space="preserve"> Framework for Bias and Variance Estimation?</w:t>
+      </w:r>
+    </w:p>
+    <w:p>
+      <w:r>
+        <w:t>PLOS ONE</w:t>
+      </w:r>
+      <w:r>
+        <w:br/>
+      </w:r>
+      <w:r>
+        <w:br/>
+        <w:t>Dear Dr. Karim,</w:t>
+      </w:r>
+      <w:r>
+        <w:br/>
+      </w:r>
+      <w:r>
+        <w:br/>
+        <w:t>Thank you for submitting your manuscript to PLOS ONE. After careful consideration, we feel that it has merit but does not fully meet PLOS ONE’s publication criteria as it currently stands. Therefore, we invite you to submit a revised version of the manuscript that addresses the points raised during the review process.</w:t>
+      </w:r>
+      <w:r>
+        <w:br/>
+      </w:r>
+      <w:r>
+        <w:br/>
+        <w:t>Please submit your revised manuscript by May 08 2025 11:59PM. If you will need more time than this to complete your revisions, please reply to this message or contact the journal office at </w:t>
       </w:r>
       <w:hyperlink r:id="rId5" w:history="1">
-        <w:r>
-          <w:rPr>
-            <w:rStyle w:val="Hyperlink"/>
-            <w:lang w:val="en-US"/>
-          </w:rPr>
-          <w:t>em.pone.0.924456.b5146d61@editorialmanager.com</w:t>
-        </w:r>
-      </w:hyperlink>
-      <w:r>
-        <w:rPr>
-          <w:lang w:val="en-US"/>
-        </w:rPr>
-        <w:t xml:space="preserve"> &lt;</w:t>
-      </w:r>
-      <w:hyperlink r:id="rId6" w:history="1">
-        <w:r>
-          <w:rPr>
-            <w:rStyle w:val="Hyperlink"/>
-            <w:lang w:val="en-US"/>
-          </w:rPr>
-          <w:t>em.pone.0.924456.b5146d61@editorialmanager.com</w:t>
-        </w:r>
-      </w:hyperlink>
-      <w:r>
-        <w:rPr>
-          <w:lang w:val="en-US"/>
-        </w:rPr>
-        <w:t xml:space="preserve">&gt; </w:t>
-      </w:r>
-      <w:r>
-        <w:rPr>
-          <w:b/>
-          <w:bCs/>
-          <w:lang w:val="en-US"/>
-        </w:rPr>
-        <w:t xml:space="preserve">On Behalf Of </w:t>
-      </w:r>
-      <w:r>
-        <w:rPr>
-          <w:lang w:val="en-US"/>
-        </w:rPr>
-        <w:t>PLOS ONE</w:t>
-      </w:r>
-      <w:r>
-        <w:rPr>
-          <w:lang w:val="en-US"/>
-        </w:rPr>
-        <w:br/>
-      </w:r>
-      <w:r>
-        <w:rPr>
-          <w:b/>
-          <w:bCs/>
-          <w:lang w:val="en-US"/>
-        </w:rPr>
-        <w:t>Sent:</w:t>
-      </w:r>
-      <w:r>
-        <w:rPr>
-          <w:lang w:val="en-US"/>
-        </w:rPr>
-        <w:t xml:space="preserve"> March 24, 2025 1:01 AM</w:t>
-      </w:r>
-      <w:r>
-        <w:rPr>
-          <w:lang w:val="en-US"/>
-        </w:rPr>
-        <w:br/>
-      </w:r>
-      <w:r>
-        <w:rPr>
-          <w:b/>
-          <w:bCs/>
-          <w:lang w:val="en-US"/>
-        </w:rPr>
-        <w:t>To:</w:t>
-      </w:r>
-      <w:r>
-        <w:rPr>
-          <w:lang w:val="en-US"/>
-        </w:rPr>
-        <w:t xml:space="preserve"> Karim, Ehsan &lt;</w:t>
-      </w:r>
-      <w:hyperlink r:id="rId7" w:history="1">
-        <w:r>
-          <w:rPr>
-            <w:rStyle w:val="Hyperlink"/>
-            <w:lang w:val="en-US"/>
-          </w:rPr>
-          <w:t>ehsan.karim@ubc.ca</w:t>
-        </w:r>
-      </w:hyperlink>
-      <w:r>
-        <w:rPr>
-          <w:lang w:val="en-US"/>
-        </w:rPr>
-        <w:t>&gt;</w:t>
-      </w:r>
-      <w:r>
-        <w:rPr>
-          <w:lang w:val="en-US"/>
-        </w:rPr>
-        <w:br/>
-      </w:r>
-      <w:r>
-        <w:rPr>
-          <w:b/>
-          <w:bCs/>
-          <w:lang w:val="en-US"/>
-        </w:rPr>
-        <w:t>Subject:</w:t>
-      </w:r>
-      <w:r>
-        <w:rPr>
-          <w:lang w:val="en-US"/>
-        </w:rPr>
-        <w:t xml:space="preserve"> PLOS ONE Decision: Revision required [PONE-D-25-00468] - [EMID:743c8611ea1463f8]</w:t>
-      </w:r>
-    </w:p>
-    <w:p/>
-    <w:tbl>
-      <w:tblPr>
-        <w:tblW w:w="0" w:type="auto"/>
-        <w:tblCellMar>
-          <w:left w:w="0" w:type="dxa"/>
-          <w:right w:w="0" w:type="dxa"/>
-        </w:tblCellMar>
-        <w:tblLook w:val="04A0" w:firstRow="1" w:lastRow="0" w:firstColumn="1" w:lastColumn="0" w:noHBand="0" w:noVBand="1"/>
-      </w:tblPr>
-      <w:tblGrid>
-        <w:gridCol w:w="2316"/>
-      </w:tblGrid>
-      <w:tr>
-        <w:tc>
-          <w:tcPr>
-            <w:tcW w:w="0" w:type="auto"/>
-            <w:tcMar>
-              <w:top w:w="15" w:type="dxa"/>
-              <w:left w:w="0" w:type="dxa"/>
-              <w:bottom w:w="15" w:type="dxa"/>
-              <w:right w:w="15" w:type="dxa"/>
-            </w:tcMar>
-            <w:vAlign w:val="center"/>
-            <w:hideMark/>
-          </w:tcPr>
-          <w:p>
-            <w:r>
-              <w:rPr>
-                <w:rFonts w:ascii="Arial" w:hAnsi="Arial" w:cs="Arial"/>
-                <w:color w:val="000000"/>
-                <w:sz w:val="18"/>
-                <w:szCs w:val="18"/>
-                <w:shd w:val="clear" w:color="auto" w:fill="FFECB3"/>
-              </w:rPr>
-              <w:t>[</w:t>
-            </w:r>
-            <w:r>
-              <w:rPr>
-                <w:rStyle w:val="Strong"/>
-                <w:rFonts w:ascii="Arial" w:hAnsi="Arial" w:cs="Arial"/>
-                <w:color w:val="000000"/>
-                <w:sz w:val="18"/>
-                <w:szCs w:val="18"/>
-                <w:shd w:val="clear" w:color="auto" w:fill="FFECB3"/>
-              </w:rPr>
-              <w:t>CAUTION:</w:t>
-            </w:r>
-            <w:r>
-              <w:rPr>
-                <w:rFonts w:ascii="Arial" w:hAnsi="Arial" w:cs="Arial"/>
-                <w:color w:val="000000"/>
-                <w:sz w:val="18"/>
-                <w:szCs w:val="18"/>
-                <w:shd w:val="clear" w:color="auto" w:fill="FFECB3"/>
-              </w:rPr>
-              <w:t xml:space="preserve"> Non-UBC Email]</w:t>
-            </w:r>
-          </w:p>
-        </w:tc>
-      </w:tr>
-    </w:tbl>
-    <w:p>
-      <w:r>
-        <w:t>PONE-D-25-00468</w:t>
-      </w:r>
-    </w:p>
-    <w:p>
-      <w:r>
-        <w:t xml:space="preserve">Is There a Competitive Advantage to Using Multivariate Statistical or Machine Learning Methods Over the </w:t>
-      </w:r>
-      <w:proofErr w:type="spellStart"/>
-      <w:r>
-        <w:t>Bross</w:t>
-      </w:r>
-      <w:proofErr w:type="spellEnd"/>
-      <w:r>
-        <w:t xml:space="preserve"> Formula in the </w:t>
-      </w:r>
-      <w:proofErr w:type="spellStart"/>
-      <w:r>
-        <w:t>hdPS</w:t>
-      </w:r>
-      <w:proofErr w:type="spellEnd"/>
-      <w:r>
-        <w:t xml:space="preserve"> Framework for Bias and Variance Estimation?</w:t>
-      </w:r>
-    </w:p>
-    <w:p>
-      <w:r>
-        <w:t>PLOS ONE</w:t>
-      </w:r>
-      <w:r>
-        <w:br/>
-      </w:r>
-      <w:r>
-        <w:br/>
-        <w:t>Dear Dr. Karim,</w:t>
-      </w:r>
-      <w:r>
-        <w:br/>
-      </w:r>
-      <w:r>
-        <w:br/>
-        <w:t>Thank you for submitting your manuscript to PLOS ONE. After careful consideration, we feel that it has merit but does not fully meet PLOS ONE’s publication criteria as it currently stands. Therefore, we invite you to submit a revised version of the manuscript that addresses the points raised during the review process.</w:t>
-      </w:r>
-      <w:r>
-        <w:br/>
-      </w:r>
-      <w:r>
-        <w:br/>
-        <w:t>Please submit your revised manuscript by May 08 2025 11:59PM. If you will need more time than this to complete your revisions, please reply to this message or contact the journal office at </w:t>
-      </w:r>
-      <w:hyperlink r:id="rId8" w:history="1">
         <w:r>
           <w:rPr>
             <w:rStyle w:val="Hyperlink"/>
@@ -267,7 +64,7 @@
       <w:r>
         <w:t xml:space="preserve">. When you're ready to submit your revision, log on to </w:t>
       </w:r>
-      <w:hyperlink r:id="rId9" w:history="1">
+      <w:hyperlink r:id="rId6" w:history="1">
         <w:r>
           <w:rPr>
             <w:rStyle w:val="Hyperlink"/>
@@ -354,7 +151,7 @@
         <w:br/>
         <w:t xml:space="preserve">If applicable, we recommend that you deposit your laboratory protocols in protocols.io to enhance the reproducibility of your results. Protocols.io assigns your protocol its own identifier (DOI) so that it can be cited independently in the future. For instructions see: </w:t>
       </w:r>
-      <w:hyperlink r:id="rId10" w:history="1">
+      <w:hyperlink r:id="rId7" w:history="1">
         <w:r>
           <w:rPr>
             <w:rStyle w:val="Hyperlink"/>
@@ -365,7 +162,7 @@
       <w:r>
         <w:t xml:space="preserve">. Additionally, PLOS ONE offers an option for publishing peer-reviewed Lab Protocol articles, which describe protocols hosted on protocols.io. Read more information on sharing protocols at </w:t>
       </w:r>
-      <w:hyperlink r:id="rId11" w:history="1">
+      <w:hyperlink r:id="rId8" w:history="1">
         <w:r>
           <w:rPr>
             <w:rStyle w:val="Hyperlink"/>
@@ -397,46 +194,46 @@
         <w:pStyle w:val="NormalWeb"/>
       </w:pPr>
       <w:r>
+        <w:t xml:space="preserve">Hossein Ali </w:t>
+      </w:r>
+      <w:proofErr w:type="spellStart"/>
+      <w:r>
+        <w:t>Adineh</w:t>
+      </w:r>
+      <w:proofErr w:type="spellEnd"/>
+      <w:r>
+        <w:t xml:space="preserve">, </w:t>
+      </w:r>
+      <w:proofErr w:type="spellStart"/>
+      <w:proofErr w:type="gramStart"/>
+      <w:r>
+        <w:t>Ph.D</w:t>
+      </w:r>
+      <w:proofErr w:type="spellEnd"/>
+      <w:proofErr w:type="gramEnd"/>
+      <w:r>
+        <w:br/>
+        <w:t>Academic Editor</w:t>
+      </w:r>
+      <w:r>
+        <w:br/>
+        <w:t>PLOS ONE</w:t>
+      </w:r>
+    </w:p>
+    <w:p>
+      <w:pPr>
+        <w:pStyle w:val="NormalWeb"/>
+      </w:pPr>
+      <w:r>
+        <w:t>Journal requirements: </w:t>
+      </w:r>
+    </w:p>
+    <w:p>
+      <w:pPr>
+        <w:pStyle w:val="NormalWeb"/>
+      </w:pPr>
+      <w:r>
         <w:lastRenderedPageBreak/>
-        <w:t xml:space="preserve">Hossein Ali </w:t>
-      </w:r>
-      <w:proofErr w:type="spellStart"/>
-      <w:r>
-        <w:t>Adineh</w:t>
-      </w:r>
-      <w:proofErr w:type="spellEnd"/>
-      <w:r>
-        <w:t xml:space="preserve">, </w:t>
-      </w:r>
-      <w:proofErr w:type="spellStart"/>
-      <w:proofErr w:type="gramStart"/>
-      <w:r>
-        <w:t>Ph.D</w:t>
-      </w:r>
-      <w:proofErr w:type="spellEnd"/>
-      <w:proofErr w:type="gramEnd"/>
-      <w:r>
-        <w:br/>
-        <w:t>Academic Editor</w:t>
-      </w:r>
-      <w:r>
-        <w:br/>
-        <w:t>PLOS ONE</w:t>
-      </w:r>
-    </w:p>
-    <w:p>
-      <w:pPr>
-        <w:pStyle w:val="NormalWeb"/>
-      </w:pPr>
-      <w:r>
-        <w:t>Journal requirements: </w:t>
-      </w:r>
-    </w:p>
-    <w:p>
-      <w:pPr>
-        <w:pStyle w:val="NormalWeb"/>
-      </w:pPr>
-      <w:r>
         <w:t>When submitting your revision, we need you to address these additional requirements.</w:t>
       </w:r>
     </w:p>
@@ -452,7 +249,7 @@
       <w:pPr>
         <w:pStyle w:val="NormalWeb"/>
       </w:pPr>
-      <w:hyperlink r:id="rId12" w:history="1">
+      <w:hyperlink r:id="rId9" w:history="1">
         <w:r>
           <w:rPr>
             <w:rStyle w:val="Hyperlink"/>
@@ -468,7 +265,7 @@
       <w:pPr>
         <w:pStyle w:val="NormalWeb"/>
       </w:pPr>
-      <w:hyperlink r:id="rId13" w:history="1">
+      <w:hyperlink r:id="rId10" w:history="1">
         <w:r>
           <w:rPr>
             <w:rStyle w:val="Hyperlink"/>
@@ -487,7 +284,7 @@
       <w:r>
         <w:t xml:space="preserve">2. Please note that PLOS ONE has specific guidelines on code sharing for submissions in which author-generated code underpins the findings in the manuscript. In these cases, we expect all author-generated code to be made available without restrictions upon publication of the work. Please review our guidelines at </w:t>
       </w:r>
-      <w:hyperlink r:id="rId14" w:anchor="loc-sharing-code" w:history="1">
+      <w:hyperlink r:id="rId11" w:anchor="loc-sharing-code" w:history="1">
         <w:r>
           <w:rPr>
             <w:rStyle w:val="Hyperlink"/>
@@ -570,7 +367,7 @@
       <w:r>
         <w:t xml:space="preserve"> ONE policies on sharing data and materials.” (as detailed online in our guide for authors </w:t>
       </w:r>
-      <w:hyperlink r:id="rId15" w:history="1">
+      <w:hyperlink r:id="rId12" w:history="1">
         <w:r>
           <w:rPr>
             <w:rStyle w:val="Hyperlink"/>
@@ -595,6 +392,7 @@
         <w:pStyle w:val="NormalWeb"/>
       </w:pPr>
       <w:r>
+        <w:lastRenderedPageBreak/>
         <w:t>Please include your updated Competing Interests statement in your cover letter; we will change the online submission form on your behalf.</w:t>
       </w:r>
     </w:p>
@@ -621,7 +419,7 @@
       <w:r>
         <w:t xml:space="preserve"> or Dryad) and provide us with the relevant URLs, DOIs, or accession numbers that may be used to access these data. For a list of recommended repositories and additional information on PLOS standards for data deposition, please see </w:t>
       </w:r>
-      <w:hyperlink r:id="rId16" w:history="1">
+      <w:hyperlink r:id="rId13" w:history="1">
         <w:r>
           <w:rPr>
             <w:rStyle w:val="Hyperlink"/>
@@ -735,11 +533,31 @@
       </w:r>
       <w:r>
         <w:br/>
-        <w:t xml:space="preserve">Methods Section: While the methodology is generally well-detailed, there is a need for further </w:t>
+        <w:t xml:space="preserve">Methods Section: While the methodology is generally well-detailed, there is a need for further clarification regarding the choice of machine learning models (e.g., Genetic Algorithm, </w:t>
+      </w:r>
+      <w:proofErr w:type="spellStart"/>
+      <w:r>
+        <w:t>XGBoost</w:t>
+      </w:r>
+      <w:proofErr w:type="spellEnd"/>
+      <w:r>
+        <w:t xml:space="preserve">) and statistical methods. A better explanation of why these particular models were selected and their relevance to </w:t>
+      </w:r>
+      <w:proofErr w:type="spellStart"/>
+      <w:r>
+        <w:t>hdPS</w:t>
+      </w:r>
+      <w:proofErr w:type="spellEnd"/>
+      <w:r>
+        <w:t xml:space="preserve"> would make the study's approach more transparent. The "kitchen sink model" is also mentioned briefly but needs further elaboration on its role in the analysis. Furthermore, providing a clearer explanation of the traditional variable selection methods, such as "forward selection" and "backward elimination," would benefit readers who may not be familiar with these techniques.</w:t>
+      </w:r>
+      <w:r>
+        <w:br/>
       </w:r>
       <w:r>
         <w:lastRenderedPageBreak/>
-        <w:t xml:space="preserve">clarification regarding the choice of machine learning models (e.g., Genetic Algorithm, </w:t>
+        <w:br/>
+        <w:t xml:space="preserve">Results and Discussion: The simulation results are well-presented, but additional discussion on the interpretation of bias and MSE would help contextualize the trade-offs involved in using machine learning methods like </w:t>
       </w:r>
       <w:proofErr w:type="spellStart"/>
       <w:r>
@@ -747,7 +565,43 @@
       </w:r>
       <w:proofErr w:type="spellEnd"/>
       <w:r>
-        <w:t xml:space="preserve">) and statistical methods. A better explanation of why these particular models were selected and their relevance to </w:t>
+        <w:t xml:space="preserve">. While </w:t>
+      </w:r>
+      <w:proofErr w:type="spellStart"/>
+      <w:r>
+        <w:t>XGBoost</w:t>
+      </w:r>
+      <w:proofErr w:type="spellEnd"/>
+      <w:r>
+        <w:t xml:space="preserve"> shows lower MSE, the increase in bias should be explored in more detail to help readers understand the model's limitations. Similarly, the poor performance of the Genetic Algorithm should be explained with greater depth, especially regarding its struggles with high-dimensional data compared to other methods.</w:t>
+      </w:r>
+      <w:r>
+        <w:br/>
+      </w:r>
+      <w:r>
+        <w:br/>
+        <w:t>Tables and Figures: The readability of Table 2 and Table 3 could be improved by adding brief summaries or interpretations of the key results in their captions. This would help readers quickly grasp the significance of the findings and how they support the broader argument.</w:t>
+      </w:r>
+      <w:r>
+        <w:br/>
+      </w:r>
+      <w:r>
+        <w:br/>
+        <w:t>Conclusions: The conclusions are generally strong, but they could be expanded to provide more practical guidance for future research and real-world applications. Specifically, the authors could discuss which methods might be more appropriate for different types of epidemiological studies, such as those focused on rare diseases versus common conditions.</w:t>
+      </w:r>
+      <w:r>
+        <w:br/>
+      </w:r>
+      <w:r>
+        <w:br/>
+        <w:t>These revisions are essential to enhancing the manuscript’s clarity, depth, and impact. A more robust discussion of the trade-offs between methods, along with clearer explanations of model choices, will help solidify the paper’s contribution to the field.</w:t>
+      </w:r>
+      <w:r>
+        <w:br/>
+      </w:r>
+      <w:r>
+        <w:br/>
+        <w:t xml:space="preserve">Recommendation: Given the importance of the topic, I recommend that the authors address the major revisions outlined above. Once these revisions are made, I believe the manuscript could make a valuable contribution to the literature on </w:t>
       </w:r>
       <w:proofErr w:type="spellStart"/>
       <w:r>
@@ -755,58 +609,25 @@
       </w:r>
       <w:proofErr w:type="spellEnd"/>
       <w:r>
-        <w:t xml:space="preserve"> would make the study's approach more transparent. The "kitchen sink model" is also mentioned briefly but needs further elaboration on its role in the analysis. Furthermore, providing a clearer explanation of the traditional variable selection methods, such as "forward selection" and "backward elimination," would benefit readers who may not be familiar with these techniques.</w:t>
-      </w:r>
-      <w:r>
-        <w:br/>
-      </w:r>
-      <w:r>
-        <w:br/>
-        <w:t xml:space="preserve">Results and Discussion: The simulation results are well-presented, but additional discussion on the interpretation of bias and MSE would help contextualize the trade-offs involved in using machine learning methods like </w:t>
-      </w:r>
-      <w:proofErr w:type="spellStart"/>
-      <w:r>
-        <w:t>XGBoost</w:t>
-      </w:r>
-      <w:proofErr w:type="spellEnd"/>
-      <w:r>
-        <w:t xml:space="preserve">. While </w:t>
-      </w:r>
-      <w:proofErr w:type="spellStart"/>
-      <w:r>
-        <w:t>XGBoost</w:t>
-      </w:r>
-      <w:proofErr w:type="spellEnd"/>
-      <w:r>
-        <w:t xml:space="preserve"> shows lower MSE, the increase in bias should be explored in more detail to help readers understand the model's limitations. Similarly, the poor performance of the Genetic Algorithm should be explained with greater depth, especially regarding its struggles with high-dimensional data compared to other methods.</w:t>
-      </w:r>
-      <w:r>
-        <w:br/>
-      </w:r>
-      <w:r>
-        <w:br/>
-        <w:t>Tables and Figures: The readability of Table 2 and Table 3 could be improved by adding brief summaries or interpretations of the key results in their captions. This would help readers quickly grasp the significance of the findings and how they support the broader argument.</w:t>
-      </w:r>
-      <w:r>
-        <w:br/>
-      </w:r>
-      <w:r>
-        <w:br/>
-        <w:t>Conclusions: The conclusions are generally strong, but they could be expanded to provide more practical guidance for future research and real-world applications. Specifically, the authors could discuss which methods might be more appropriate for different types of epidemiological studies, such as those focused on rare diseases versus common conditions.</w:t>
-      </w:r>
-      <w:r>
-        <w:br/>
-      </w:r>
-      <w:r>
-        <w:br/>
-        <w:t>These revisions are essential to enhancing the manuscript’s clarity, depth, and impact. A more robust discussion of the trade-offs between methods, along with clearer explanations of model choices, will help solidify the paper’s contribution to the field.</w:t>
-      </w:r>
-      <w:r>
-        <w:br/>
-      </w:r>
-      <w:r>
-        <w:br/>
-        <w:t xml:space="preserve">Recommendation: Given the importance of the topic, I recommend that the authors address the major revisions outlined above. Once these revisions are made, I believe the manuscript could make a valuable contribution to the literature on </w:t>
+        <w:t xml:space="preserve"> and its applications in health data science.</w:t>
+      </w:r>
+      <w:r>
+        <w:br/>
+      </w:r>
+      <w:r>
+        <w:br/>
+        <w:t>Thank you for considering my review.</w:t>
+      </w:r>
+      <w:r>
+        <w:br/>
+      </w:r>
+      <w:r>
+        <w:br/>
+        <w:t>Reviewer 2</w:t>
+      </w:r>
+      <w:r>
+        <w:br/>
+        <w:t xml:space="preserve">The manuscript presents a highly relevant comparison of </w:t>
       </w:r>
       <w:proofErr w:type="spellStart"/>
       <w:r>
@@ -814,25 +635,21 @@
       </w:r>
       <w:proofErr w:type="spellEnd"/>
       <w:r>
-        <w:t xml:space="preserve"> and its applications in health data science.</w:t>
-      </w:r>
-      <w:r>
-        <w:br/>
-      </w:r>
-      <w:r>
-        <w:br/>
-        <w:t>Thank you for considering my review.</w:t>
-      </w:r>
-      <w:r>
-        <w:br/>
-      </w:r>
-      <w:r>
-        <w:br/>
-        <w:t>Reviewer 2</w:t>
-      </w:r>
-      <w:r>
-        <w:br/>
-        <w:t xml:space="preserve">The manuscript presents a highly relevant comparison of </w:t>
+        <w:t xml:space="preserve"> variable selection methods, including both traditional statistical and machine learning approaches. The findings are useful for epidemiologists and health data scientists.</w:t>
+      </w:r>
+      <w:r>
+        <w:br/>
+      </w:r>
+      <w:r>
+        <w:br/>
+        <w:t>Key suggestions for revision:</w:t>
+      </w:r>
+      <w:r>
+        <w:br/>
+      </w:r>
+      <w:r>
+        <w:br/>
+        <w:t xml:space="preserve">- Clarify the rationale behind selecting 100 proxy variables in </w:t>
       </w:r>
       <w:proofErr w:type="spellStart"/>
       <w:r>
@@ -840,28 +657,6 @@
       </w:r>
       <w:proofErr w:type="spellEnd"/>
       <w:r>
-        <w:t xml:space="preserve"> variable selection methods, including both traditional statistical and machine learning approaches. The findings are useful for epidemiologists and health data scientists.</w:t>
-      </w:r>
-      <w:r>
-        <w:br/>
-      </w:r>
-      <w:r>
-        <w:br/>
-        <w:t>Key suggestions for revision:</w:t>
-      </w:r>
-      <w:r>
-        <w:br/>
-      </w:r>
-      <w:r>
-        <w:br/>
-        <w:t xml:space="preserve">- Clarify the rationale behind selecting 100 proxy variables in </w:t>
-      </w:r>
-      <w:proofErr w:type="spellStart"/>
-      <w:r>
-        <w:t>hdPS</w:t>
-      </w:r>
-      <w:proofErr w:type="spellEnd"/>
-      <w:r>
         <w:t xml:space="preserve"> methods.</w:t>
       </w:r>
       <w:r>
@@ -894,7 +689,6 @@
         <w:br/>
       </w:r>
       <w:r>
-        <w:lastRenderedPageBreak/>
         <w:br/>
         <w:t>Reviewers' comments:</w:t>
       </w:r>
@@ -916,6 +710,7 @@
           <w:bCs/>
           <w:color w:val="000000"/>
         </w:rPr>
+        <w:lastRenderedPageBreak/>
         <w:t>Comments to the Author</w:t>
       </w:r>
       <w:r>
@@ -1043,7 +838,7 @@
         <w:br/>
         <w:t xml:space="preserve">The </w:t>
       </w:r>
-      <w:hyperlink r:id="rId17" w:history="1">
+      <w:hyperlink r:id="rId14" w:history="1">
         <w:r>
           <w:rPr>
             <w:rStyle w:val="Hyperlink"/>
@@ -1111,29 +906,23 @@
           <w:color w:val="000000"/>
         </w:rPr>
         <w:br/>
-        <w:t xml:space="preserve">PLOS ONE does not copyedit accepted manuscripts, so the language in submitted articles must be clear, </w:t>
-      </w:r>
-      <w:r>
-        <w:rPr>
-          <w:color w:val="000000"/>
-        </w:rPr>
+        <w:t>PLOS ONE does not copyedit accepted manuscripts, so the language in submitted articles must be clear, correct, and unambiguous. Any typographical or grammatical errors should be corrected at revision, so please note any specific errors here.</w:t>
+      </w:r>
+    </w:p>
+    <w:p>
+      <w:pPr>
+        <w:pStyle w:val="NormalWeb"/>
+      </w:pPr>
+      <w:r>
+        <w:t>Reviewer #1: Yes</w:t>
+      </w:r>
+    </w:p>
+    <w:p>
+      <w:pPr>
+        <w:pStyle w:val="NormalWeb"/>
+      </w:pPr>
+      <w:r>
         <w:lastRenderedPageBreak/>
-        <w:t>correct, and unambiguous. Any typographical or grammatical errors should be corrected at revision, so please note any specific errors here.</w:t>
-      </w:r>
-    </w:p>
-    <w:p>
-      <w:pPr>
-        <w:pStyle w:val="NormalWeb"/>
-      </w:pPr>
-      <w:r>
-        <w:t>Reviewer #1: Yes</w:t>
-      </w:r>
-    </w:p>
-    <w:p>
-      <w:pPr>
-        <w:pStyle w:val="NormalWeb"/>
-      </w:pPr>
-      <w:r>
         <w:t>Reviewer #2: Yes</w:t>
       </w:r>
     </w:p>
@@ -1297,7 +1086,7 @@
         </w:rPr>
         <w:t>6. PLOS authors have the option to publish the peer review history of their article (</w:t>
       </w:r>
-      <w:hyperlink r:id="rId18" w:tgtFrame="_blank" w:history="1">
+      <w:hyperlink r:id="rId15" w:tgtFrame="_blank" w:history="1">
         <w:r>
           <w:rPr>
             <w:rStyle w:val="Hyperlink"/>
@@ -1354,7 +1143,6 @@
           <w:bCs/>
           <w:color w:val="000000"/>
         </w:rPr>
-        <w:lastRenderedPageBreak/>
         <w:t>Do you want your identity to be public for this peer review?</w:t>
       </w:r>
       <w:r>
@@ -1363,7 +1151,7 @@
         </w:rPr>
         <w:t xml:space="preserve"> For information about this choice, including consent withdrawal, please see our </w:t>
       </w:r>
-      <w:hyperlink r:id="rId19" w:tgtFrame="_blank" w:history="1">
+      <w:hyperlink r:id="rId16" w:tgtFrame="_blank" w:history="1">
         <w:r>
           <w:rPr>
             <w:rStyle w:val="Hyperlink"/>
@@ -1391,6 +1179,7 @@
         <w:pStyle w:val="NormalWeb"/>
       </w:pPr>
       <w:r>
+        <w:lastRenderedPageBreak/>
         <w:t>Reviewer #2: No</w:t>
       </w:r>
     </w:p>
@@ -1441,7 +1230,7 @@
       <w:r>
         <w:t xml:space="preserve"> Analysis and Conversion Engine (PACE) digital diagnostic tool, </w:t>
       </w:r>
-      <w:hyperlink r:id="rId20" w:history="1">
+      <w:hyperlink r:id="rId17" w:history="1">
         <w:r>
           <w:rPr>
             <w:rStyle w:val="Hyperlink"/>
@@ -1452,7 +1241,7 @@
       <w:r>
         <w:t>. PACE helps ensure that figures meet PLOS requirements. To use PACE, you must first register as a user. Registration is free. Then, login and navigate to the UPLOAD tab, where you will find detailed instructions on how to use the tool. If you encounter any issues or have any questions when using PACE, please email PLOS at </w:t>
       </w:r>
-      <w:hyperlink r:id="rId21" w:history="1">
+      <w:hyperlink r:id="rId18" w:history="1">
         <w:r>
           <w:rPr>
             <w:rStyle w:val="Hyperlink"/>
@@ -2042,7 +1831,7 @@
   <w:style w:type="paragraph" w:default="1" w:styleId="Normal">
     <w:name w:val="Normal"/>
     <w:qFormat/>
-    <w:rsid w:val="003B5ACC"/>
+    <w:rsid w:val="008F5420"/>
     <w:pPr>
       <w:spacing w:after="0" w:line="240" w:lineRule="auto"/>
     </w:pPr>
@@ -2084,7 +1873,7 @@
     <w:uiPriority w:val="99"/>
     <w:semiHidden/>
     <w:unhideWhenUsed/>
-    <w:rsid w:val="003B5ACC"/>
+    <w:rsid w:val="008F5420"/>
     <w:rPr>
       <w:color w:val="0000FF"/>
       <w:u w:val="single"/>
@@ -2096,21 +1885,10 @@
     <w:uiPriority w:val="99"/>
     <w:semiHidden/>
     <w:unhideWhenUsed/>
-    <w:rsid w:val="003B5ACC"/>
+    <w:rsid w:val="008F5420"/>
     <w:pPr>
       <w:spacing w:before="100" w:beforeAutospacing="1" w:after="100" w:afterAutospacing="1"/>
     </w:pPr>
-  </w:style>
-  <w:style w:type="character" w:styleId="Strong">
-    <w:name w:val="Strong"/>
-    <w:basedOn w:val="DefaultParagraphFont"/>
-    <w:uiPriority w:val="22"/>
-    <w:qFormat/>
-    <w:rsid w:val="003B5ACC"/>
-    <w:rPr>
-      <w:b/>
-      <w:bCs/>
-    </w:rPr>
   </w:style>
 </w:styles>
 </file>
